--- a/Coding 1 - year/Unit 5 - Functions and Modularity/Daily Lesson Plans/Word/Day 110.docx
+++ b/Coding 1 - year/Unit 5 - Functions and Modularity/Daily Lesson Plans/Word/Day 110.docx
@@ -50,12 +50,15 @@
               </w:rPr>
               <w:t xml:space="preserve">Coding I — Full Year</w:t>
             </w:r>
-          </w:p>
-          <w:p>
-            <w:pPr>
-              <w:spacing w:before="40"/>
-              <w:jc w:val="center"/>
-            </w:pPr>
+            <w:r>
+              <w:rPr>
+                <w:rFonts w:ascii="Arial" w:cs="Arial" w:eastAsia="Arial" w:hAnsi="Arial"/>
+                <w:sz w:val="16"/>
+                <w:szCs w:val="16"/>
+              </w:rPr>
+              <w:br/>
+              <w:t xml:space="preserve"/>
+            </w:r>
             <w:r>
               <w:rPr>
                 <w:rFonts w:ascii="Arial" w:cs="Arial" w:eastAsia="Arial" w:hAnsi="Arial"/>
@@ -83,7 +86,7 @@
           <w:rFonts w:ascii="Arial" w:cs="Arial" w:eastAsia="Arial" w:hAnsi="Arial"/>
           <w:b/>
           <w:bCs/>
-          <w:color w:val="1F3864"/>
+          <w:color w:val="2B5797"/>
           <w:sz w:val="32"/>
           <w:szCs w:val="32"/>
         </w:rPr>
@@ -261,9 +264,9 @@
               <w:right w:val="single" w:color="CCCCCC" w:sz="1"/>
             </w:tcBorders>
             <w:tcMar>
-              <w:top w:type="dxa" w:w="60"/>
+              <w:top w:type="dxa" w:w="80"/>
               <w:left w:type="dxa" w:w="120"/>
-              <w:bottom w:type="dxa" w:w="60"/>
+              <w:bottom w:type="dxa" w:w="80"/>
               <w:right w:type="dxa" w:w="120"/>
             </w:tcMar>
           </w:tcPr>
@@ -290,20 +293,147 @@
               <w:right w:val="single" w:color="CCCCCC" w:sz="1"/>
             </w:tcBorders>
             <w:tcMar>
-              <w:top w:type="dxa" w:w="60"/>
+              <w:top w:type="dxa" w:w="80"/>
               <w:left w:type="dxa" w:w="120"/>
-              <w:bottom w:type="dxa" w:w="60"/>
+              <w:bottom w:type="dxa" w:w="80"/>
               <w:right w:type="dxa" w:w="120"/>
             </w:tcMar>
           </w:tcPr>
           <w:p>
-            <w:r>
-              <w:rPr>
-                <w:rFonts w:ascii="Arial" w:cs="Arial" w:eastAsia="Arial" w:hAnsi="Arial"/>
-                <w:sz w:val="20"/>
-                <w:szCs w:val="20"/>
+            <w:pPr>
+              <w:spacing w:after="80" w:before="80"/>
+            </w:pPr>
+            <w:r>
+              <w:rPr>
+                <w:rFonts w:ascii="Arial" w:cs="Arial" w:eastAsia="Arial" w:hAnsi="Arial"/>
+                <w:b/>
+                <w:bCs/>
+                <w:i w:val="false"/>
+                <w:iCs w:val="false"/>
+                <w:color w:val="000000"/>
+                <w:sz w:val="22"/>
+                <w:szCs w:val="22"/>
               </w:rPr>
               <w:t xml:space="preserve">Bell Ringer / Review</w:t>
+            </w:r>
+            <w:r>
+              <w:rPr>
+                <w:rFonts w:ascii="Arial" w:cs="Arial" w:eastAsia="Arial" w:hAnsi="Arial"/>
+                <w:sz w:val="20"/>
+                <w:szCs w:val="20"/>
+              </w:rPr>
+              <w:br/>
+              <w:t xml:space="preserve"/>
+            </w:r>
+            <w:r>
+              <w:rPr>
+                <w:rFonts w:ascii="Arial" w:cs="Arial" w:eastAsia="Arial" w:hAnsi="Arial"/>
+                <w:sz w:val="20"/>
+                <w:szCs w:val="20"/>
+              </w:rPr>
+              <w:br/>
+              <w:t xml:space="preserve"/>
+            </w:r>
+            <w:r>
+              <w:rPr>
+                <w:rFonts w:ascii="Arial" w:cs="Arial" w:eastAsia="Arial" w:hAnsi="Arial"/>
+                <w:b/>
+                <w:bCs/>
+                <w:i w:val="false"/>
+                <w:iCs w:val="false"/>
+                <w:color w:val="000000"/>
+                <w:sz w:val="20"/>
+                <w:szCs w:val="20"/>
+              </w:rPr>
+              <w:t xml:space="preserve">Quick Write </w:t>
+            </w:r>
+            <w:r>
+              <w:rPr>
+                <w:rFonts w:ascii="Arial" w:cs="Arial" w:eastAsia="Arial" w:hAnsi="Arial"/>
+                <w:b w:val="false"/>
+                <w:bCs w:val="false"/>
+                <w:i w:val="false"/>
+                <w:iCs w:val="false"/>
+                <w:color w:val="000000"/>
+                <w:sz w:val="20"/>
+                <w:szCs w:val="20"/>
+              </w:rPr>
+              <w:t xml:space="preserve">(3 min — written or verbal):</w:t>
+            </w:r>
+            <w:r>
+              <w:rPr>
+                <w:rFonts w:ascii="Arial" w:cs="Arial" w:eastAsia="Arial" w:hAnsi="Arial"/>
+                <w:sz w:val="20"/>
+                <w:szCs w:val="20"/>
+              </w:rPr>
+              <w:br/>
+              <w:t xml:space="preserve"/>
+            </w:r>
+            <w:r>
+              <w:rPr>
+                <w:rFonts w:ascii="Arial" w:cs="Arial" w:eastAsia="Arial" w:hAnsi="Arial"/>
+                <w:b w:val="false"/>
+                <w:bCs w:val="false"/>
+                <w:i w:val="false"/>
+                <w:iCs w:val="false"/>
+                <w:color w:val="000000"/>
+                <w:sz w:val="20"/>
+                <w:szCs w:val="20"/>
+              </w:rPr>
+              <w:t xml:space="preserve">    What do you already know about how to write functions that combine lists, loops, and conditionals to process real data?</w:t>
+            </w:r>
+            <w:r>
+              <w:rPr>
+                <w:rFonts w:ascii="Arial" w:cs="Arial" w:eastAsia="Arial" w:hAnsi="Arial"/>
+                <w:sz w:val="20"/>
+                <w:szCs w:val="20"/>
+              </w:rPr>
+              <w:br/>
+              <w:t xml:space="preserve"/>
+            </w:r>
+            <w:r>
+              <w:rPr>
+                <w:rFonts w:ascii="Arial" w:cs="Arial" w:eastAsia="Arial" w:hAnsi="Arial"/>
+                <w:sz w:val="20"/>
+                <w:szCs w:val="20"/>
+              </w:rPr>
+              <w:br/>
+              <w:t xml:space="preserve"/>
+            </w:r>
+            <w:r>
+              <w:rPr>
+                <w:rFonts w:ascii="Arial" w:cs="Arial" w:eastAsia="Arial" w:hAnsi="Arial"/>
+                <w:b w:val="false"/>
+                <w:bCs w:val="false"/>
+                <w:i/>
+                <w:iCs/>
+                <w:color w:val="444444"/>
+                <w:sz w:val="20"/>
+                <w:szCs w:val="20"/>
+              </w:rPr>
+              <w:t xml:space="preserve">Today's Goal: By the end of class you will be able to write functions that combine lists, loops, and conditionals to process real data.</w:t>
+            </w:r>
+            <w:r>
+              <w:rPr>
+                <w:rFonts w:ascii="Arial" w:cs="Arial" w:eastAsia="Arial" w:hAnsi="Arial"/>
+                <w:sz w:val="20"/>
+                <w:szCs w:val="20"/>
+              </w:rPr>
+              <w:br/>
+              <w:t xml:space="preserve"/>
+            </w:r>
+            <w:r>
+              <w:rPr>
+                <w:rFonts w:ascii="Arial" w:cs="Arial" w:eastAsia="Arial" w:hAnsi="Arial"/>
+                <w:b w:val="false"/>
+                <w:bCs w:val="false"/>
+                <w:i/>
+                <w:iCs/>
+                <w:color w:val="555555"/>
+                <w:sz w:val="20"/>
+                <w:szCs w:val="20"/>
+              </w:rPr>
+              <w:t xml:space="preserve">→ Pair-share your response, then 2–3 students share with the class.</w:t>
             </w:r>
           </w:p>
         </w:tc>
@@ -319,9 +449,9 @@
               <w:right w:val="single" w:color="CCCCCC" w:sz="1"/>
             </w:tcBorders>
             <w:tcMar>
-              <w:top w:type="dxa" w:w="60"/>
+              <w:top w:type="dxa" w:w="80"/>
               <w:left w:type="dxa" w:w="120"/>
-              <w:bottom w:type="dxa" w:w="60"/>
+              <w:bottom w:type="dxa" w:w="80"/>
               <w:right w:type="dxa" w:w="120"/>
             </w:tcMar>
           </w:tcPr>
@@ -348,20 +478,164 @@
               <w:right w:val="single" w:color="CCCCCC" w:sz="1"/>
             </w:tcBorders>
             <w:tcMar>
-              <w:top w:type="dxa" w:w="60"/>
+              <w:top w:type="dxa" w:w="80"/>
               <w:left w:type="dxa" w:w="120"/>
-              <w:bottom w:type="dxa" w:w="60"/>
+              <w:bottom w:type="dxa" w:w="80"/>
               <w:right w:type="dxa" w:w="120"/>
             </w:tcMar>
           </w:tcPr>
           <w:p>
-            <w:r>
-              <w:rPr>
-                <w:rFonts w:ascii="Arial" w:cs="Arial" w:eastAsia="Arial" w:hAnsi="Arial"/>
-                <w:sz w:val="20"/>
-                <w:szCs w:val="20"/>
-              </w:rPr>
-              <w:t xml:space="preserve">Mini Lesson: Practice Lab — Data Processing Functions</w:t>
+            <w:pPr>
+              <w:spacing w:after="80" w:before="80"/>
+            </w:pPr>
+            <w:r>
+              <w:rPr>
+                <w:rFonts w:ascii="Arial" w:cs="Arial" w:eastAsia="Arial" w:hAnsi="Arial"/>
+                <w:b/>
+                <w:bCs/>
+                <w:i w:val="false"/>
+                <w:iCs w:val="false"/>
+                <w:color w:val="000000"/>
+                <w:sz w:val="22"/>
+                <w:szCs w:val="22"/>
+              </w:rPr>
+              <w:t xml:space="preserve">Mini Lesson: </w:t>
+            </w:r>
+            <w:r>
+              <w:rPr>
+                <w:rFonts w:ascii="Arial" w:cs="Arial" w:eastAsia="Arial" w:hAnsi="Arial"/>
+                <w:b w:val="false"/>
+                <w:bCs w:val="false"/>
+                <w:i w:val="false"/>
+                <w:iCs w:val="false"/>
+                <w:color w:val="000000"/>
+                <w:sz w:val="22"/>
+                <w:szCs w:val="22"/>
+              </w:rPr>
+              <w:t xml:space="preserve">Practice Lab — Data Processing Functions</w:t>
+            </w:r>
+            <w:r>
+              <w:rPr>
+                <w:rFonts w:ascii="Arial" w:cs="Arial" w:eastAsia="Arial" w:hAnsi="Arial"/>
+                <w:sz w:val="20"/>
+                <w:szCs w:val="20"/>
+              </w:rPr>
+              <w:br/>
+              <w:t xml:space="preserve"/>
+            </w:r>
+            <w:r>
+              <w:rPr>
+                <w:rFonts w:ascii="Arial" w:cs="Arial" w:eastAsia="Arial" w:hAnsi="Arial"/>
+                <w:sz w:val="20"/>
+                <w:szCs w:val="20"/>
+              </w:rPr>
+              <w:br/>
+              <w:t xml:space="preserve"/>
+            </w:r>
+            <w:r>
+              <w:rPr>
+                <w:rFonts w:ascii="Arial" w:cs="Arial" w:eastAsia="Arial" w:hAnsi="Arial"/>
+                <w:b/>
+                <w:bCs/>
+                <w:i/>
+                <w:iCs/>
+                <w:color w:val="000000"/>
+                <w:sz w:val="20"/>
+                <w:szCs w:val="20"/>
+              </w:rPr>
+              <w:t xml:space="preserve">Learning Target: </w:t>
+            </w:r>
+            <w:r>
+              <w:rPr>
+                <w:rFonts w:ascii="Arial" w:cs="Arial" w:eastAsia="Arial" w:hAnsi="Arial"/>
+                <w:b w:val="false"/>
+                <w:bCs w:val="false"/>
+                <w:i/>
+                <w:iCs/>
+                <w:color w:val="333333"/>
+                <w:sz w:val="20"/>
+                <w:szCs w:val="20"/>
+              </w:rPr>
+              <w:t xml:space="preserve">I can write functions that combine lists, loops, and conditionals to process real data.</w:t>
+            </w:r>
+            <w:r>
+              <w:rPr>
+                <w:rFonts w:ascii="Arial" w:cs="Arial" w:eastAsia="Arial" w:hAnsi="Arial"/>
+                <w:sz w:val="20"/>
+                <w:szCs w:val="20"/>
+              </w:rPr>
+              <w:br/>
+              <w:t xml:space="preserve"/>
+            </w:r>
+            <w:r>
+              <w:rPr>
+                <w:rFonts w:ascii="Arial" w:cs="Arial" w:eastAsia="Arial" w:hAnsi="Arial"/>
+                <w:sz w:val="20"/>
+                <w:szCs w:val="20"/>
+              </w:rPr>
+              <w:br/>
+              <w:t xml:space="preserve"/>
+            </w:r>
+            <w:r>
+              <w:rPr>
+                <w:rFonts w:ascii="Arial" w:cs="Arial" w:eastAsia="Arial" w:hAnsi="Arial"/>
+                <w:b/>
+                <w:bCs/>
+                <w:i/>
+                <w:iCs/>
+                <w:color w:val="555555"/>
+                <w:sz w:val="20"/>
+                <w:szCs w:val="20"/>
+              </w:rPr>
+              <w:t xml:space="preserve">→ Live Demo — </w:t>
+            </w:r>
+            <w:r>
+              <w:rPr>
+                <w:rFonts w:ascii="Arial" w:cs="Arial" w:eastAsia="Arial" w:hAnsi="Arial"/>
+                <w:b w:val="false"/>
+                <w:bCs w:val="false"/>
+                <w:i/>
+                <w:iCs/>
+                <w:color w:val="555555"/>
+                <w:sz w:val="20"/>
+                <w:szCs w:val="20"/>
+              </w:rPr>
+              <w:t xml:space="preserve">type examples as students follow along in their own editor.</w:t>
+            </w:r>
+            <w:r>
+              <w:rPr>
+                <w:rFonts w:ascii="Arial" w:cs="Arial" w:eastAsia="Arial" w:hAnsi="Arial"/>
+                <w:sz w:val="20"/>
+                <w:szCs w:val="20"/>
+              </w:rPr>
+              <w:br/>
+              <w:t xml:space="preserve"/>
+            </w:r>
+            <w:r>
+              <w:rPr>
+                <w:rFonts w:ascii="Arial" w:cs="Arial" w:eastAsia="Arial" w:hAnsi="Arial"/>
+                <w:b/>
+                <w:bCs/>
+                <w:i/>
+                <w:iCs/>
+                <w:color w:val="555555"/>
+                <w:sz w:val="20"/>
+                <w:szCs w:val="20"/>
+              </w:rPr>
+              <w:t xml:space="preserve">→ Check for Understanding: </w:t>
+            </w:r>
+            <w:r>
+              <w:rPr>
+                <w:rFonts w:ascii="Arial" w:cs="Arial" w:eastAsia="Arial" w:hAnsi="Arial"/>
+                <w:b w:val="false"/>
+                <w:bCs w:val="false"/>
+                <w:i/>
+                <w:iCs/>
+                <w:color w:val="555555"/>
+                <w:sz w:val="20"/>
+                <w:szCs w:val="20"/>
+              </w:rPr>
+              <w:t xml:space="preserve">pause and cold-call: “Can someone explain what we just did in their own words?”</w:t>
             </w:r>
           </w:p>
         </w:tc>
@@ -377,9 +651,9 @@
               <w:right w:val="single" w:color="CCCCCC" w:sz="1"/>
             </w:tcBorders>
             <w:tcMar>
-              <w:top w:type="dxa" w:w="60"/>
+              <w:top w:type="dxa" w:w="80"/>
               <w:left w:type="dxa" w:w="120"/>
-              <w:bottom w:type="dxa" w:w="60"/>
+              <w:bottom w:type="dxa" w:w="80"/>
               <w:right w:type="dxa" w:w="120"/>
             </w:tcMar>
           </w:tcPr>
@@ -392,7 +666,7 @@
                 <w:sz w:val="20"/>
                 <w:szCs w:val="20"/>
               </w:rPr>
-              <w:t xml:space="preserve">15-20 min</w:t>
+              <w:t xml:space="preserve">15–20 min</w:t>
             </w:r>
           </w:p>
         </w:tc>
@@ -406,20 +680,81 @@
               <w:right w:val="single" w:color="CCCCCC" w:sz="1"/>
             </w:tcBorders>
             <w:tcMar>
-              <w:top w:type="dxa" w:w="60"/>
+              <w:top w:type="dxa" w:w="80"/>
               <w:left w:type="dxa" w:w="120"/>
-              <w:bottom w:type="dxa" w:w="60"/>
+              <w:bottom w:type="dxa" w:w="80"/>
               <w:right w:type="dxa" w:w="120"/>
             </w:tcMar>
           </w:tcPr>
           <w:p>
-            <w:r>
-              <w:rPr>
-                <w:rFonts w:ascii="Arial" w:cs="Arial" w:eastAsia="Arial" w:hAnsi="Arial"/>
-                <w:sz w:val="20"/>
-                <w:szCs w:val="20"/>
+            <w:pPr>
+              <w:spacing w:after="80" w:before="80"/>
+            </w:pPr>
+            <w:r>
+              <w:rPr>
+                <w:rFonts w:ascii="Arial" w:cs="Arial" w:eastAsia="Arial" w:hAnsi="Arial"/>
+                <w:b/>
+                <w:bCs/>
+                <w:i w:val="false"/>
+                <w:iCs w:val="false"/>
+                <w:color w:val="000000"/>
+                <w:sz w:val="22"/>
+                <w:szCs w:val="22"/>
               </w:rPr>
               <w:t xml:space="preserve">Independent Practice / Code Along</w:t>
+            </w:r>
+            <w:r>
+              <w:rPr>
+                <w:rFonts w:ascii="Arial" w:cs="Arial" w:eastAsia="Arial" w:hAnsi="Arial"/>
+                <w:sz w:val="20"/>
+                <w:szCs w:val="20"/>
+              </w:rPr>
+              <w:br/>
+              <w:t xml:space="preserve"/>
+            </w:r>
+            <w:r>
+              <w:rPr>
+                <w:rFonts w:ascii="Arial" w:cs="Arial" w:eastAsia="Arial" w:hAnsi="Arial"/>
+                <w:b w:val="false"/>
+                <w:bCs w:val="false"/>
+                <w:i w:val="false"/>
+                <w:iCs w:val="false"/>
+                <w:color w:val="000000"/>
+                <w:sz w:val="20"/>
+                <w:szCs w:val="20"/>
+              </w:rPr>
+              <w:t xml:space="preserve">    Work through problems from the day's exercise set.</w:t>
+            </w:r>
+            <w:r>
+              <w:rPr>
+                <w:rFonts w:ascii="Arial" w:cs="Arial" w:eastAsia="Arial" w:hAnsi="Arial"/>
+                <w:sz w:val="20"/>
+                <w:szCs w:val="20"/>
+              </w:rPr>
+              <w:br/>
+              <w:t xml:space="preserve"/>
+            </w:r>
+            <w:r>
+              <w:rPr>
+                <w:rFonts w:ascii="Arial" w:cs="Arial" w:eastAsia="Arial" w:hAnsi="Arial"/>
+                <w:sz w:val="20"/>
+                <w:szCs w:val="20"/>
+              </w:rPr>
+              <w:br/>
+              <w:t xml:space="preserve"/>
+            </w:r>
+            <w:r>
+              <w:rPr>
+                <w:rFonts w:ascii="Arial" w:cs="Arial" w:eastAsia="Arial" w:hAnsi="Arial"/>
+                <w:b w:val="false"/>
+                <w:bCs w:val="false"/>
+                <w:i/>
+                <w:iCs/>
+                <w:color w:val="555555"/>
+                <w:sz w:val="20"/>
+                <w:szCs w:val="20"/>
+              </w:rPr>
+              <w:t xml:space="preserve">→ Teacher circulates — offer hints, check for understanding.</w:t>
             </w:r>
           </w:p>
         </w:tc>
@@ -435,9 +770,9 @@
               <w:right w:val="single" w:color="CCCCCC" w:sz="1"/>
             </w:tcBorders>
             <w:tcMar>
-              <w:top w:type="dxa" w:w="60"/>
+              <w:top w:type="dxa" w:w="80"/>
               <w:left w:type="dxa" w:w="120"/>
-              <w:bottom w:type="dxa" w:w="60"/>
+              <w:bottom w:type="dxa" w:w="80"/>
               <w:right w:type="dxa" w:w="120"/>
             </w:tcMar>
           </w:tcPr>
@@ -464,20 +799,90 @@
               <w:right w:val="single" w:color="CCCCCC" w:sz="1"/>
             </w:tcBorders>
             <w:tcMar>
-              <w:top w:type="dxa" w:w="60"/>
+              <w:top w:type="dxa" w:w="80"/>
               <w:left w:type="dxa" w:w="120"/>
-              <w:bottom w:type="dxa" w:w="60"/>
+              <w:bottom w:type="dxa" w:w="80"/>
               <w:right w:type="dxa" w:w="120"/>
             </w:tcMar>
           </w:tcPr>
           <w:p>
-            <w:r>
-              <w:rPr>
-                <w:rFonts w:ascii="Arial" w:cs="Arial" w:eastAsia="Arial" w:hAnsi="Arial"/>
-                <w:sz w:val="20"/>
-                <w:szCs w:val="20"/>
+            <w:pPr>
+              <w:spacing w:after="80" w:before="80"/>
+            </w:pPr>
+            <w:r>
+              <w:rPr>
+                <w:rFonts w:ascii="Arial" w:cs="Arial" w:eastAsia="Arial" w:hAnsi="Arial"/>
+                <w:b/>
+                <w:bCs/>
+                <w:i w:val="false"/>
+                <w:iCs w:val="false"/>
+                <w:color w:val="000000"/>
+                <w:sz w:val="22"/>
+                <w:szCs w:val="22"/>
               </w:rPr>
               <w:t xml:space="preserve">Exit Ticket / Wrap-Up</w:t>
+            </w:r>
+            <w:r>
+              <w:rPr>
+                <w:rFonts w:ascii="Arial" w:cs="Arial" w:eastAsia="Arial" w:hAnsi="Arial"/>
+                <w:sz w:val="20"/>
+                <w:szCs w:val="20"/>
+              </w:rPr>
+              <w:br/>
+              <w:t xml:space="preserve"/>
+            </w:r>
+            <w:r>
+              <w:rPr>
+                <w:rFonts w:ascii="Arial" w:cs="Arial" w:eastAsia="Arial" w:hAnsi="Arial"/>
+                <w:sz w:val="20"/>
+                <w:szCs w:val="20"/>
+              </w:rPr>
+              <w:br/>
+              <w:t xml:space="preserve"/>
+            </w:r>
+            <w:r>
+              <w:rPr>
+                <w:rFonts w:ascii="Arial" w:cs="Arial" w:eastAsia="Arial" w:hAnsi="Arial"/>
+                <w:b w:val="false"/>
+                <w:bCs w:val="false"/>
+                <w:i w:val="false"/>
+                <w:iCs w:val="false"/>
+                <w:color w:val="000000"/>
+                <w:sz w:val="20"/>
+                <w:szCs w:val="20"/>
+              </w:rPr>
+              <w:t xml:space="preserve">Quick Check: Write functions that combine lists, loops, and conditionals to process real data?</w:t>
+            </w:r>
+            <w:r>
+              <w:rPr>
+                <w:rFonts w:ascii="Arial" w:cs="Arial" w:eastAsia="Arial" w:hAnsi="Arial"/>
+                <w:sz w:val="20"/>
+                <w:szCs w:val="20"/>
+              </w:rPr>
+              <w:br/>
+              <w:t xml:space="preserve"/>
+            </w:r>
+            <w:r>
+              <w:rPr>
+                <w:rFonts w:ascii="Arial" w:cs="Arial" w:eastAsia="Arial" w:hAnsi="Arial"/>
+                <w:sz w:val="20"/>
+                <w:szCs w:val="20"/>
+              </w:rPr>
+              <w:br/>
+              <w:t xml:space="preserve"/>
+            </w:r>
+            <w:r>
+              <w:rPr>
+                <w:rFonts w:ascii="Arial" w:cs="Arial" w:eastAsia="Arial" w:hAnsi="Arial"/>
+                <w:b w:val="false"/>
+                <w:bCs w:val="false"/>
+                <w:i/>
+                <w:iCs/>
+                <w:color w:val="555555"/>
+                <w:sz w:val="20"/>
+                <w:szCs w:val="20"/>
+              </w:rPr>
+              <w:t xml:space="preserve">→ 3–2–1: Name 3 things learned, 2 new vocab words, 1 question you still have.</w:t>
             </w:r>
           </w:p>
         </w:tc>
@@ -1655,7 +2060,7 @@
                 <w:sz w:val="18"/>
                 <w:szCs w:val="18"/>
               </w:rPr>
-              <w:t xml:space="preserve"># Main program</w:t>
+              <w:t xml:space="preserve"> </w:t>
             </w:r>
           </w:p>
           <w:p>

--- a/Coding 1 - year/Unit 5 - Functions and Modularity/Daily Lesson Plans/Word/Day 110.docx
+++ b/Coding 1 - year/Unit 5 - Functions and Modularity/Daily Lesson Plans/Word/Day 110.docx
@@ -380,7 +380,7 @@
                 <w:sz w:val="20"/>
                 <w:szCs w:val="20"/>
               </w:rPr>
-              <w:t xml:space="preserve">    What do you already know about how to write functions that combine lists, loops, and conditionals to process real data?</w:t>
+              <w:t xml:space="preserve">    If you had to write functions that combine lists, loops, and conditionals to process real data, what would be the very first line of code you'd write? Why?</w:t>
             </w:r>
             <w:r>
               <w:rPr>
@@ -411,7 +411,7 @@
                 <w:sz w:val="20"/>
                 <w:szCs w:val="20"/>
               </w:rPr>
-              <w:t xml:space="preserve">Today's Goal: By the end of class you will be able to write functions that combine lists, loops, and conditionals to process real data.</w:t>
+              <w:t xml:space="preserve">Today’s Goal: By the end of class you will be able to write functions that combine lists, loops, and conditionals to process real data.</w:t>
             </w:r>
             <w:r>
               <w:rPr>
@@ -851,7 +851,7 @@
                 <w:sz w:val="20"/>
                 <w:szCs w:val="20"/>
               </w:rPr>
-              <w:t xml:space="preserve">Quick Check: Write functions that combine lists, loops, and conditionals to process real data?</w:t>
+              <w:t xml:space="preserve">Without looking at your notes, write pseudocode showing how to write functions that combine lists, loops, and conditionals to process real data.</w:t>
             </w:r>
             <w:r>
               <w:rPr>

--- a/Coding 1 - year/Unit 5 - Functions and Modularity/Daily Lesson Plans/Word/Day 110.docx
+++ b/Coding 1 - year/Unit 5 - Functions and Modularity/Daily Lesson Plans/Word/Day 110.docx
@@ -403,6 +403,72 @@
             <w:r>
               <w:rPr>
                 <w:rFonts w:ascii="Arial" w:cs="Arial" w:eastAsia="Arial" w:hAnsi="Arial"/>
+                <w:b/>
+                <w:bCs/>
+                <w:i w:val="false"/>
+                <w:iCs w:val="false"/>
+                <w:color w:val="000000"/>
+                <w:sz w:val="20"/>
+                <w:szCs w:val="20"/>
+              </w:rPr>
+              <w:t xml:space="preserve">Vocabulary Preview — </w:t>
+            </w:r>
+            <w:r>
+              <w:rPr>
+                <w:rFonts w:ascii="Arial" w:cs="Arial" w:eastAsia="Arial" w:hAnsi="Arial"/>
+                <w:b w:val="false"/>
+                <w:bCs w:val="false"/>
+                <w:i w:val="false"/>
+                <w:iCs w:val="false"/>
+                <w:color w:val="000000"/>
+                <w:sz w:val="20"/>
+                <w:szCs w:val="20"/>
+              </w:rPr>
+              <w:t xml:space="preserve">terms we'll use today:</w:t>
+            </w:r>
+            <w:r>
+              <w:rPr>
+                <w:rFonts w:ascii="Arial" w:cs="Arial" w:eastAsia="Arial" w:hAnsi="Arial"/>
+                <w:sz w:val="20"/>
+                <w:szCs w:val="20"/>
+              </w:rPr>
+              <w:br/>
+              <w:t xml:space="preserve"/>
+            </w:r>
+            <w:r>
+              <w:rPr>
+                <w:rFonts w:ascii="Arial" w:cs="Arial" w:eastAsia="Arial" w:hAnsi="Arial"/>
+                <w:b w:val="false"/>
+                <w:bCs w:val="false"/>
+                <w:i w:val="false"/>
+                <w:iCs w:val="false"/>
+                <w:color w:val="000000"/>
+                <w:sz w:val="20"/>
+                <w:szCs w:val="20"/>
+              </w:rPr>
+              <w:t xml:space="preserve">    • data processing system</w:t>
+            </w:r>
+            <w:r>
+              <w:rPr>
+                <w:rFonts w:ascii="Arial" w:cs="Arial" w:eastAsia="Arial" w:hAnsi="Arial"/>
+                <w:sz w:val="20"/>
+                <w:szCs w:val="20"/>
+              </w:rPr>
+              <w:br/>
+              <w:t xml:space="preserve"/>
+            </w:r>
+            <w:r>
+              <w:rPr>
+                <w:rFonts w:ascii="Arial" w:cs="Arial" w:eastAsia="Arial" w:hAnsi="Arial"/>
+                <w:sz w:val="20"/>
+                <w:szCs w:val="20"/>
+              </w:rPr>
+              <w:br/>
+              <w:t xml:space="preserve"/>
+            </w:r>
+            <w:r>
+              <w:rPr>
+                <w:rFonts w:ascii="Arial" w:cs="Arial" w:eastAsia="Arial" w:hAnsi="Arial"/>
                 <w:b w:val="false"/>
                 <w:bCs w:val="false"/>
                 <w:i/>
@@ -579,6 +645,222 @@
             <w:r>
               <w:rPr>
                 <w:rFonts w:ascii="Arial" w:cs="Arial" w:eastAsia="Arial" w:hAnsi="Arial"/>
+                <w:b w:val="false"/>
+                <w:bCs w:val="false"/>
+                <w:i w:val="false"/>
+                <w:iCs w:val="false"/>
+                <w:color w:val="000000"/>
+                <w:sz w:val="20"/>
+                <w:szCs w:val="20"/>
+              </w:rPr>
+              <w:t xml:space="preserve">This lab brings together everything from Week 22. You'll build a data processing system using functions that:</w:t>
+            </w:r>
+            <w:r>
+              <w:rPr>
+                <w:rFonts w:ascii="Arial" w:cs="Arial" w:eastAsia="Arial" w:hAnsi="Arial"/>
+                <w:sz w:val="20"/>
+                <w:szCs w:val="20"/>
+              </w:rPr>
+              <w:br/>
+              <w:t xml:space="preserve"/>
+            </w:r>
+            <w:r>
+              <w:rPr>
+                <w:rFonts w:ascii="Arial" w:cs="Arial" w:eastAsia="Arial" w:hAnsi="Arial"/>
+                <w:b w:val="false"/>
+                <w:bCs w:val="false"/>
+                <w:i w:val="false"/>
+                <w:iCs w:val="false"/>
+                <w:color w:val="000000"/>
+                <w:sz w:val="20"/>
+                <w:szCs w:val="20"/>
+              </w:rPr>
+              <w:t xml:space="preserve">Choose a real-world data scenario and build 5–7 functions that work together to solve the problem.</w:t>
+            </w:r>
+            <w:r>
+              <w:rPr>
+                <w:rFonts w:ascii="Arial" w:cs="Arial" w:eastAsia="Arial" w:hAnsi="Arial"/>
+                <w:sz w:val="20"/>
+                <w:szCs w:val="20"/>
+              </w:rPr>
+              <w:br/>
+              <w:t xml:space="preserve"/>
+            </w:r>
+            <w:r>
+              <w:rPr>
+                <w:rFonts w:ascii="Arial" w:cs="Arial" w:eastAsia="Arial" w:hAnsi="Arial"/>
+                <w:sz w:val="20"/>
+                <w:szCs w:val="20"/>
+              </w:rPr>
+              <w:br/>
+              <w:t xml:space="preserve"/>
+            </w:r>
+            <w:r>
+              <w:rPr>
+                <w:rFonts w:ascii="Arial" w:cs="Arial" w:eastAsia="Arial" w:hAnsi="Arial"/>
+                <w:b/>
+                <w:bCs/>
+                <w:i w:val="false"/>
+                <w:iCs w:val="false"/>
+                <w:color w:val="000000"/>
+                <w:sz w:val="20"/>
+                <w:szCs w:val="20"/>
+              </w:rPr>
+              <w:t xml:space="preserve">Key Concepts:</w:t>
+            </w:r>
+            <w:r>
+              <w:rPr>
+                <w:rFonts w:ascii="Arial" w:cs="Arial" w:eastAsia="Arial" w:hAnsi="Arial"/>
+                <w:sz w:val="20"/>
+                <w:szCs w:val="20"/>
+              </w:rPr>
+              <w:br/>
+              <w:t xml:space="preserve"/>
+            </w:r>
+            <w:r>
+              <w:rPr>
+                <w:rFonts w:ascii="Arial" w:cs="Arial" w:eastAsia="Arial" w:hAnsi="Arial"/>
+                <w:b w:val="false"/>
+                <w:bCs w:val="false"/>
+                <w:i w:val="false"/>
+                <w:iCs w:val="false"/>
+                <w:color w:val="000000"/>
+                <w:sz w:val="20"/>
+                <w:szCs w:val="20"/>
+              </w:rPr>
+              <w:t xml:space="preserve">    • Accept lists as parameters</w:t>
+            </w:r>
+            <w:r>
+              <w:rPr>
+                <w:rFonts w:ascii="Arial" w:cs="Arial" w:eastAsia="Arial" w:hAnsi="Arial"/>
+                <w:sz w:val="20"/>
+                <w:szCs w:val="20"/>
+              </w:rPr>
+              <w:br/>
+              <w:t xml:space="preserve"/>
+            </w:r>
+            <w:r>
+              <w:rPr>
+                <w:rFonts w:ascii="Arial" w:cs="Arial" w:eastAsia="Arial" w:hAnsi="Arial"/>
+                <w:b w:val="false"/>
+                <w:bCs w:val="false"/>
+                <w:i w:val="false"/>
+                <w:iCs w:val="false"/>
+                <w:color w:val="000000"/>
+                <w:sz w:val="20"/>
+                <w:szCs w:val="20"/>
+              </w:rPr>
+              <w:t xml:space="preserve">    • Use loops to iterate through data</w:t>
+            </w:r>
+            <w:r>
+              <w:rPr>
+                <w:rFonts w:ascii="Arial" w:cs="Arial" w:eastAsia="Arial" w:hAnsi="Arial"/>
+                <w:sz w:val="20"/>
+                <w:szCs w:val="20"/>
+              </w:rPr>
+              <w:br/>
+              <w:t xml:space="preserve"/>
+            </w:r>
+            <w:r>
+              <w:rPr>
+                <w:rFonts w:ascii="Arial" w:cs="Arial" w:eastAsia="Arial" w:hAnsi="Arial"/>
+                <w:b w:val="false"/>
+                <w:bCs w:val="false"/>
+                <w:i w:val="false"/>
+                <w:iCs w:val="false"/>
+                <w:color w:val="000000"/>
+                <w:sz w:val="20"/>
+                <w:szCs w:val="20"/>
+              </w:rPr>
+              <w:t xml:space="preserve">    • Use conditionals to make decisions</w:t>
+            </w:r>
+            <w:r>
+              <w:rPr>
+                <w:rFonts w:ascii="Arial" w:cs="Arial" w:eastAsia="Arial" w:hAnsi="Arial"/>
+                <w:sz w:val="20"/>
+                <w:szCs w:val="20"/>
+              </w:rPr>
+              <w:br/>
+              <w:t xml:space="preserve"/>
+            </w:r>
+            <w:r>
+              <w:rPr>
+                <w:rFonts w:ascii="Arial" w:cs="Arial" w:eastAsia="Arial" w:hAnsi="Arial"/>
+                <w:b w:val="false"/>
+                <w:bCs w:val="false"/>
+                <w:i w:val="false"/>
+                <w:iCs w:val="false"/>
+                <w:color w:val="000000"/>
+                <w:sz w:val="20"/>
+                <w:szCs w:val="20"/>
+              </w:rPr>
+              <w:t xml:space="preserve">    • Return processed data</w:t>
+            </w:r>
+            <w:r>
+              <w:rPr>
+                <w:rFonts w:ascii="Arial" w:cs="Arial" w:eastAsia="Arial" w:hAnsi="Arial"/>
+                <w:sz w:val="20"/>
+                <w:szCs w:val="20"/>
+              </w:rPr>
+              <w:br/>
+              <w:t xml:space="preserve"/>
+            </w:r>
+            <w:r>
+              <w:rPr>
+                <w:rFonts w:ascii="Arial" w:cs="Arial" w:eastAsia="Arial" w:hAnsi="Arial"/>
+                <w:sz w:val="20"/>
+                <w:szCs w:val="20"/>
+              </w:rPr>
+              <w:br/>
+              <w:t xml:space="preserve"/>
+            </w:r>
+            <w:r>
+              <w:rPr>
+                <w:rFonts w:ascii="Arial" w:cs="Arial" w:eastAsia="Arial" w:hAnsi="Arial"/>
+                <w:b/>
+                <w:bCs/>
+                <w:i w:val="false"/>
+                <w:iCs w:val="false"/>
+                <w:color w:val="000000"/>
+                <w:sz w:val="20"/>
+                <w:szCs w:val="20"/>
+              </w:rPr>
+              <w:t xml:space="preserve">Vocabulary: </w:t>
+            </w:r>
+            <w:r>
+              <w:rPr>
+                <w:rFonts w:ascii="Arial" w:cs="Arial" w:eastAsia="Arial" w:hAnsi="Arial"/>
+                <w:b w:val="false"/>
+                <w:bCs w:val="false"/>
+                <w:i w:val="false"/>
+                <w:iCs w:val="false"/>
+                <w:color w:val="000000"/>
+                <w:sz w:val="20"/>
+                <w:szCs w:val="20"/>
+              </w:rPr>
+              <w:t xml:space="preserve">data processing system</w:t>
+            </w:r>
+            <w:r>
+              <w:rPr>
+                <w:rFonts w:ascii="Arial" w:cs="Arial" w:eastAsia="Arial" w:hAnsi="Arial"/>
+                <w:sz w:val="20"/>
+                <w:szCs w:val="20"/>
+              </w:rPr>
+              <w:br/>
+              <w:t xml:space="preserve"/>
+            </w:r>
+            <w:r>
+              <w:rPr>
+                <w:rFonts w:ascii="Arial" w:cs="Arial" w:eastAsia="Arial" w:hAnsi="Arial"/>
+                <w:sz w:val="20"/>
+                <w:szCs w:val="20"/>
+              </w:rPr>
+              <w:br/>
+              <w:t xml:space="preserve"/>
+            </w:r>
+            <w:r>
+              <w:rPr>
+                <w:rFonts w:ascii="Arial" w:cs="Arial" w:eastAsia="Arial" w:hAnsi="Arial"/>
                 <w:b/>
                 <w:bCs/>
                 <w:i/>
@@ -666,7 +948,7 @@
                 <w:sz w:val="20"/>
                 <w:szCs w:val="20"/>
               </w:rPr>
-              <w:t xml:space="preserve">15–20 min</w:t>
+              <w:t xml:space="preserve">15 min</w:t>
             </w:r>
           </w:p>
         </w:tc>
@@ -701,7 +983,16 @@
                 <w:sz w:val="22"/>
                 <w:szCs w:val="22"/>
               </w:rPr>
-              <w:t xml:space="preserve">Independent Practice / Code Along</w:t>
+              <w:t xml:space="preserve">Guided Practice</w:t>
+            </w:r>
+            <w:r>
+              <w:rPr>
+                <w:rFonts w:ascii="Arial" w:cs="Arial" w:eastAsia="Arial" w:hAnsi="Arial"/>
+                <w:sz w:val="20"/>
+                <w:szCs w:val="20"/>
+              </w:rPr>
+              <w:br/>
+              <w:t xml:space="preserve"/>
             </w:r>
             <w:r>
               <w:rPr>
@@ -723,7 +1014,7 @@
                 <w:sz w:val="20"/>
                 <w:szCs w:val="20"/>
               </w:rPr>
-              <w:t xml:space="preserve">    Work through problems from the day's exercise set.</w:t>
+              <w:t xml:space="preserve">Your data processing system should:</w:t>
             </w:r>
             <w:r>
               <w:rPr>
@@ -754,7 +1045,7 @@
                 <w:sz w:val="20"/>
                 <w:szCs w:val="20"/>
               </w:rPr>
-              <w:t xml:space="preserve">→ Teacher circulates — offer hints, check for understanding.</w:t>
+              <w:t xml:space="preserve">→ Teacher models — students try alongside, then compare results.</w:t>
             </w:r>
           </w:p>
         </w:tc>
@@ -785,7 +1076,7 @@
                 <w:sz w:val="20"/>
                 <w:szCs w:val="20"/>
               </w:rPr>
-              <w:t xml:space="preserve">5 min</w:t>
+              <w:t xml:space="preserve">15–20 min</w:t>
             </w:r>
           </w:p>
         </w:tc>
@@ -820,16 +1111,7 @@
                 <w:sz w:val="22"/>
                 <w:szCs w:val="22"/>
               </w:rPr>
-              <w:t xml:space="preserve">Exit Ticket / Wrap-Up</w:t>
-            </w:r>
-            <w:r>
-              <w:rPr>
-                <w:rFonts w:ascii="Arial" w:cs="Arial" w:eastAsia="Arial" w:hAnsi="Arial"/>
-                <w:sz w:val="20"/>
-                <w:szCs w:val="20"/>
-              </w:rPr>
-              <w:br/>
-              <w:t xml:space="preserve"/>
+              <w:t xml:space="preserve">Independent Practice / Code Along</w:t>
             </w:r>
             <w:r>
               <w:rPr>
@@ -851,7 +1133,29 @@
                 <w:sz w:val="20"/>
                 <w:szCs w:val="20"/>
               </w:rPr>
-              <w:t xml:space="preserve">Without looking at your notes, write pseudocode showing how to write functions that combine lists, loops, and conditionals to process real data.</w:t>
+              <w:t xml:space="preserve">    Students work through the Practice Lab — Data Processing Functions exercises at their own pace.</w:t>
+            </w:r>
+            <w:r>
+              <w:rPr>
+                <w:rFonts w:ascii="Arial" w:cs="Arial" w:eastAsia="Arial" w:hAnsi="Arial"/>
+                <w:sz w:val="20"/>
+                <w:szCs w:val="20"/>
+              </w:rPr>
+              <w:br/>
+              <w:t xml:space="preserve"/>
+            </w:r>
+            <w:r>
+              <w:rPr>
+                <w:rFonts w:ascii="Arial" w:cs="Arial" w:eastAsia="Arial" w:hAnsi="Arial"/>
+                <w:b w:val="false"/>
+                <w:bCs w:val="false"/>
+                <w:i w:val="false"/>
+                <w:iCs w:val="false"/>
+                <w:color w:val="000000"/>
+                <w:sz w:val="20"/>
+                <w:szCs w:val="20"/>
+              </w:rPr>
+              <w:t xml:space="preserve">    Encourage students to try the challenge extension if they finish early.</w:t>
             </w:r>
             <w:r>
               <w:rPr>
@@ -882,6 +1186,134 @@
                 <w:sz w:val="20"/>
                 <w:szCs w:val="20"/>
               </w:rPr>
+              <w:t xml:space="preserve">→ Teacher circulates — offer hints, check for understanding.</w:t>
+            </w:r>
+          </w:p>
+        </w:tc>
+      </w:tr>
+      <w:tr>
+        <w:tc>
+          <w:tcPr>
+            <w:tcW w:type="dxa" w:w="1800"/>
+            <w:tcBorders>
+              <w:top w:val="single" w:color="CCCCCC" w:sz="1"/>
+              <w:left w:val="single" w:color="CCCCCC" w:sz="1"/>
+              <w:bottom w:val="single" w:color="CCCCCC" w:sz="1"/>
+              <w:right w:val="single" w:color="CCCCCC" w:sz="1"/>
+            </w:tcBorders>
+            <w:tcMar>
+              <w:top w:type="dxa" w:w="80"/>
+              <w:left w:type="dxa" w:w="120"/>
+              <w:bottom w:type="dxa" w:w="80"/>
+              <w:right w:type="dxa" w:w="120"/>
+            </w:tcMar>
+          </w:tcPr>
+          <w:p>
+            <w:r>
+              <w:rPr>
+                <w:rFonts w:ascii="Arial" w:cs="Arial" w:eastAsia="Arial" w:hAnsi="Arial"/>
+                <w:b/>
+                <w:bCs/>
+                <w:sz w:val="20"/>
+                <w:szCs w:val="20"/>
+              </w:rPr>
+              <w:t xml:space="preserve">5 min</w:t>
+            </w:r>
+          </w:p>
+        </w:tc>
+        <w:tc>
+          <w:tcPr>
+            <w:tcW w:type="dxa" w:w="7560"/>
+            <w:tcBorders>
+              <w:top w:val="single" w:color="CCCCCC" w:sz="1"/>
+              <w:left w:val="single" w:color="CCCCCC" w:sz="1"/>
+              <w:bottom w:val="single" w:color="CCCCCC" w:sz="1"/>
+              <w:right w:val="single" w:color="CCCCCC" w:sz="1"/>
+            </w:tcBorders>
+            <w:tcMar>
+              <w:top w:type="dxa" w:w="80"/>
+              <w:left w:type="dxa" w:w="120"/>
+              <w:bottom w:type="dxa" w:w="80"/>
+              <w:right w:type="dxa" w:w="120"/>
+            </w:tcMar>
+          </w:tcPr>
+          <w:p>
+            <w:pPr>
+              <w:spacing w:after="80" w:before="80"/>
+            </w:pPr>
+            <w:r>
+              <w:rPr>
+                <w:rFonts w:ascii="Arial" w:cs="Arial" w:eastAsia="Arial" w:hAnsi="Arial"/>
+                <w:b/>
+                <w:bCs/>
+                <w:i w:val="false"/>
+                <w:iCs w:val="false"/>
+                <w:color w:val="000000"/>
+                <w:sz w:val="22"/>
+                <w:szCs w:val="22"/>
+              </w:rPr>
+              <w:t xml:space="preserve">Exit Ticket / Wrap-Up</w:t>
+            </w:r>
+            <w:r>
+              <w:rPr>
+                <w:rFonts w:ascii="Arial" w:cs="Arial" w:eastAsia="Arial" w:hAnsi="Arial"/>
+                <w:sz w:val="20"/>
+                <w:szCs w:val="20"/>
+              </w:rPr>
+              <w:br/>
+              <w:t xml:space="preserve"/>
+            </w:r>
+            <w:r>
+              <w:rPr>
+                <w:rFonts w:ascii="Arial" w:cs="Arial" w:eastAsia="Arial" w:hAnsi="Arial"/>
+                <w:sz w:val="20"/>
+                <w:szCs w:val="20"/>
+              </w:rPr>
+              <w:br/>
+              <w:t xml:space="preserve"/>
+            </w:r>
+            <w:r>
+              <w:rPr>
+                <w:rFonts w:ascii="Arial" w:cs="Arial" w:eastAsia="Arial" w:hAnsi="Arial"/>
+                <w:b w:val="false"/>
+                <w:bCs w:val="false"/>
+                <w:i w:val="false"/>
+                <w:iCs w:val="false"/>
+                <w:color w:val="000000"/>
+                <w:sz w:val="20"/>
+                <w:szCs w:val="20"/>
+              </w:rPr>
+              <w:t xml:space="preserve">Without looking at your notes, write pseudocode showing how to write functions that combine lists, loops, and conditionals to process real data.</w:t>
+            </w:r>
+            <w:r>
+              <w:rPr>
+                <w:rFonts w:ascii="Arial" w:cs="Arial" w:eastAsia="Arial" w:hAnsi="Arial"/>
+                <w:sz w:val="20"/>
+                <w:szCs w:val="20"/>
+              </w:rPr>
+              <w:br/>
+              <w:t xml:space="preserve"/>
+            </w:r>
+            <w:r>
+              <w:rPr>
+                <w:rFonts w:ascii="Arial" w:cs="Arial" w:eastAsia="Arial" w:hAnsi="Arial"/>
+                <w:sz w:val="20"/>
+                <w:szCs w:val="20"/>
+              </w:rPr>
+              <w:br/>
+              <w:t xml:space="preserve"/>
+            </w:r>
+            <w:r>
+              <w:rPr>
+                <w:rFonts w:ascii="Arial" w:cs="Arial" w:eastAsia="Arial" w:hAnsi="Arial"/>
+                <w:b w:val="false"/>
+                <w:bCs w:val="false"/>
+                <w:i/>
+                <w:iCs/>
+                <w:color w:val="555555"/>
+                <w:sz w:val="20"/>
+                <w:szCs w:val="20"/>
+              </w:rPr>
               <w:t xml:space="preserve">→ 3–2–1: Name 3 things learned, 2 new vocab words, 1 question you still have.</w:t>
             </w:r>
           </w:p>
@@ -891,6 +1323,144 @@
     <w:p>
       <w:pPr>
         <w:spacing w:after="200"/>
+      </w:pPr>
+    </w:p>
+    <w:p>
+      <w:pPr>
+        <w:pBdr>
+          <w:bottom w:val="single" w:color="2B5797" w:sz="4" w:space="4"/>
+        </w:pBdr>
+        <w:spacing w:after="100" w:before="120"/>
+      </w:pPr>
+      <w:r>
+        <w:rPr>
+          <w:rFonts w:ascii="Arial" w:cs="Arial" w:eastAsia="Arial" w:hAnsi="Arial"/>
+          <w:b/>
+          <w:bCs/>
+          <w:color w:val="2B5797"/>
+          <w:sz w:val="24"/>
+          <w:szCs w:val="24"/>
+        </w:rPr>
+        <w:t xml:space="preserve">Key Concepts</w:t>
+      </w:r>
+    </w:p>
+    <w:p>
+      <w:pPr>
+        <w:spacing w:after="60"/>
+      </w:pPr>
+      <w:r>
+        <w:rPr>
+          <w:rFonts w:ascii="Arial" w:cs="Arial" w:eastAsia="Arial" w:hAnsi="Arial"/>
+          <w:sz w:val="20"/>
+          <w:szCs w:val="20"/>
+        </w:rPr>
+        <w:t xml:space="preserve">This lab brings together everything from Week 22. You'll build a data processing system using functions that:</w:t>
+      </w:r>
+    </w:p>
+    <w:p>
+      <w:pPr>
+        <w:spacing w:after="60"/>
+        <w:ind w:left="360"/>
+      </w:pPr>
+      <w:r>
+        <w:rPr>
+          <w:rFonts w:ascii="Arial" w:cs="Arial" w:eastAsia="Arial" w:hAnsi="Arial"/>
+          <w:sz w:val="20"/>
+          <w:szCs w:val="20"/>
+        </w:rPr>
+        <w:t xml:space="preserve">• </w:t>
+      </w:r>
+      <w:r>
+        <w:rPr>
+          <w:rFonts w:ascii="Arial" w:cs="Arial" w:eastAsia="Arial" w:hAnsi="Arial"/>
+          <w:sz w:val="20"/>
+          <w:szCs w:val="20"/>
+        </w:rPr>
+        <w:t xml:space="preserve">Accept lists as parameters</w:t>
+      </w:r>
+    </w:p>
+    <w:p>
+      <w:pPr>
+        <w:spacing w:after="60"/>
+        <w:ind w:left="360"/>
+      </w:pPr>
+      <w:r>
+        <w:rPr>
+          <w:rFonts w:ascii="Arial" w:cs="Arial" w:eastAsia="Arial" w:hAnsi="Arial"/>
+          <w:sz w:val="20"/>
+          <w:szCs w:val="20"/>
+        </w:rPr>
+        <w:t xml:space="preserve">• </w:t>
+      </w:r>
+      <w:r>
+        <w:rPr>
+          <w:rFonts w:ascii="Arial" w:cs="Arial" w:eastAsia="Arial" w:hAnsi="Arial"/>
+          <w:sz w:val="20"/>
+          <w:szCs w:val="20"/>
+        </w:rPr>
+        <w:t xml:space="preserve">Use loops to iterate through data</w:t>
+      </w:r>
+    </w:p>
+    <w:p>
+      <w:pPr>
+        <w:spacing w:after="60"/>
+        <w:ind w:left="360"/>
+      </w:pPr>
+      <w:r>
+        <w:rPr>
+          <w:rFonts w:ascii="Arial" w:cs="Arial" w:eastAsia="Arial" w:hAnsi="Arial"/>
+          <w:sz w:val="20"/>
+          <w:szCs w:val="20"/>
+        </w:rPr>
+        <w:t xml:space="preserve">• </w:t>
+      </w:r>
+      <w:r>
+        <w:rPr>
+          <w:rFonts w:ascii="Arial" w:cs="Arial" w:eastAsia="Arial" w:hAnsi="Arial"/>
+          <w:sz w:val="20"/>
+          <w:szCs w:val="20"/>
+        </w:rPr>
+        <w:t xml:space="preserve">Use conditionals to make decisions</w:t>
+      </w:r>
+    </w:p>
+    <w:p>
+      <w:pPr>
+        <w:spacing w:after="60"/>
+        <w:ind w:left="360"/>
+      </w:pPr>
+      <w:r>
+        <w:rPr>
+          <w:rFonts w:ascii="Arial" w:cs="Arial" w:eastAsia="Arial" w:hAnsi="Arial"/>
+          <w:sz w:val="20"/>
+          <w:szCs w:val="20"/>
+        </w:rPr>
+        <w:t xml:space="preserve">• </w:t>
+      </w:r>
+      <w:r>
+        <w:rPr>
+          <w:rFonts w:ascii="Arial" w:cs="Arial" w:eastAsia="Arial" w:hAnsi="Arial"/>
+          <w:sz w:val="20"/>
+          <w:szCs w:val="20"/>
+        </w:rPr>
+        <w:t xml:space="preserve">Return processed data</w:t>
+      </w:r>
+    </w:p>
+    <w:p>
+      <w:pPr>
+        <w:spacing w:after="60"/>
+      </w:pPr>
+      <w:r>
+        <w:rPr>
+          <w:rFonts w:ascii="Arial" w:cs="Arial" w:eastAsia="Arial" w:hAnsi="Arial"/>
+          <w:sz w:val="20"/>
+          <w:szCs w:val="20"/>
+        </w:rPr>
+        <w:t xml:space="preserve">Choose a real-world data scenario and build 5–7 functions that work together to solve the problem.</w:t>
+      </w:r>
+    </w:p>
+    <w:p>
+      <w:pPr>
+        <w:spacing w:after="160"/>
       </w:pPr>
     </w:p>
     <w:p>
@@ -2329,6 +2899,745 @@
     <w:p>
       <w:pPr>
         <w:spacing w:after="120"/>
+      </w:pPr>
+    </w:p>
+    <w:p>
+      <w:pPr>
+        <w:pBdr>
+          <w:bottom w:val="single" w:color="2B5797" w:sz="4" w:space="4"/>
+        </w:pBdr>
+        <w:spacing w:after="100" w:before="120"/>
+      </w:pPr>
+      <w:r>
+        <w:rPr>
+          <w:rFonts w:ascii="Arial" w:cs="Arial" w:eastAsia="Arial" w:hAnsi="Arial"/>
+          <w:b/>
+          <w:bCs/>
+          <w:color w:val="2B5797"/>
+          <w:sz w:val="24"/>
+          <w:szCs w:val="24"/>
+        </w:rPr>
+        <w:t xml:space="preserve">Guided Practice</w:t>
+      </w:r>
+    </w:p>
+    <w:p>
+      <w:pPr>
+        <w:spacing w:after="60"/>
+      </w:pPr>
+      <w:r>
+        <w:rPr>
+          <w:rFonts w:ascii="Arial" w:cs="Arial" w:eastAsia="Arial" w:hAnsi="Arial"/>
+          <w:sz w:val="20"/>
+          <w:szCs w:val="20"/>
+        </w:rPr>
+        <w:t xml:space="preserve">Your data processing system should:</w:t>
+      </w:r>
+    </w:p>
+    <w:p>
+      <w:pPr>
+        <w:spacing w:after="60"/>
+      </w:pPr>
+      <w:r>
+        <w:rPr>
+          <w:rFonts w:ascii="Arial" w:cs="Arial" w:eastAsia="Arial" w:hAnsi="Arial"/>
+          <w:sz w:val="20"/>
+          <w:szCs w:val="20"/>
+        </w:rPr>
+        <w:t xml:space="preserve">- 5–7 functions that each do one specific job</w:t>
+      </w:r>
+    </w:p>
+    <w:p>
+      <w:pPr>
+        <w:spacing w:after="60"/>
+      </w:pPr>
+      <w:r>
+        <w:rPr>
+          <w:rFonts w:ascii="Arial" w:cs="Arial" w:eastAsia="Arial" w:hAnsi="Arial"/>
+          <w:sz w:val="20"/>
+          <w:szCs w:val="20"/>
+        </w:rPr>
+        <w:t xml:space="preserve">- Use lists extensively as input and output</w:t>
+      </w:r>
+    </w:p>
+    <w:p>
+      <w:pPr>
+        <w:spacing w:after="60"/>
+      </w:pPr>
+      <w:r>
+        <w:rPr>
+          <w:rFonts w:ascii="Arial" w:cs="Arial" w:eastAsia="Arial" w:hAnsi="Arial"/>
+          <w:sz w:val="20"/>
+          <w:szCs w:val="20"/>
+        </w:rPr>
+        <w:t xml:space="preserve">- Combine loops and conditionals inside functions</w:t>
+      </w:r>
+    </w:p>
+    <w:p>
+      <w:pPr>
+        <w:spacing w:after="60"/>
+      </w:pPr>
+      <w:r>
+        <w:rPr>
+          <w:rFonts w:ascii="Arial" w:cs="Arial" w:eastAsia="Arial" w:hAnsi="Arial"/>
+          <w:sz w:val="20"/>
+          <w:szCs w:val="20"/>
+        </w:rPr>
+        <w:t xml:space="preserve">- Return new data (don't modify inputs unnecessarily)</w:t>
+      </w:r>
+    </w:p>
+    <w:p>
+      <w:pPr>
+        <w:spacing w:after="60"/>
+      </w:pPr>
+      <w:r>
+        <w:rPr>
+          <w:rFonts w:ascii="Arial" w:cs="Arial" w:eastAsia="Arial" w:hAnsi="Arial"/>
+          <w:sz w:val="20"/>
+          <w:szCs w:val="20"/>
+        </w:rPr>
+        <w:t xml:space="preserve">- Clear docstrings for each function</w:t>
+      </w:r>
+    </w:p>
+    <w:p>
+      <w:pPr>
+        <w:spacing w:after="60"/>
+      </w:pPr>
+      <w:r>
+        <w:rPr>
+          <w:rFonts w:ascii="Arial" w:cs="Arial" w:eastAsia="Arial" w:hAnsi="Arial"/>
+          <w:sz w:val="20"/>
+          <w:szCs w:val="20"/>
+        </w:rPr>
+        <w:t xml:space="preserve">- Comprehensive testing showing the system works</w:t>
+      </w:r>
+    </w:p>
+    <w:p>
+      <w:pPr>
+        <w:spacing w:after="60"/>
+      </w:pPr>
+      <w:r>
+        <w:rPr>
+          <w:rFonts w:ascii="Arial" w:cs="Arial" w:eastAsia="Arial" w:hAnsi="Arial"/>
+          <w:sz w:val="20"/>
+          <w:szCs w:val="20"/>
+        </w:rPr>
+        <w:t xml:space="preserve">1. Grade Processing</w:t>
+      </w:r>
+    </w:p>
+    <w:p>
+      <w:pPr>
+        <w:spacing w:after="60"/>
+      </w:pPr>
+      <w:r>
+        <w:rPr>
+          <w:rFonts w:ascii="Arial" w:cs="Arial" w:eastAsia="Arial" w:hAnsi="Arial"/>
+          <w:sz w:val="20"/>
+          <w:szCs w:val="20"/>
+        </w:rPr>
+        <w:t xml:space="preserve">- filter_passing_grades(grades) — Return only grades &gt;= 70</w:t>
+      </w:r>
+    </w:p>
+    <w:p>
+      <w:pPr>
+        <w:spacing w:after="60"/>
+      </w:pPr>
+      <w:r>
+        <w:rPr>
+          <w:rFonts w:ascii="Arial" w:cs="Arial" w:eastAsia="Arial" w:hAnsi="Arial"/>
+          <w:sz w:val="20"/>
+          <w:szCs w:val="20"/>
+        </w:rPr>
+        <w:t xml:space="preserve">- calculate_class_average(grades) — Return average</w:t>
+      </w:r>
+    </w:p>
+    <w:p>
+      <w:pPr>
+        <w:spacing w:after="60"/>
+      </w:pPr>
+      <w:r>
+        <w:rPr>
+          <w:rFonts w:ascii="Arial" w:cs="Arial" w:eastAsia="Arial" w:hAnsi="Arial"/>
+          <w:sz w:val="20"/>
+          <w:szCs w:val="20"/>
+        </w:rPr>
+        <w:t xml:space="preserve">- count_students_above(grades, threshold) — Count how many exceeded threshold</w:t>
+      </w:r>
+    </w:p>
+    <w:p>
+      <w:pPr>
+        <w:spacing w:after="60"/>
+      </w:pPr>
+      <w:r>
+        <w:rPr>
+          <w:rFonts w:ascii="Arial" w:cs="Arial" w:eastAsia="Arial" w:hAnsi="Arial"/>
+          <w:sz w:val="20"/>
+          <w:szCs w:val="20"/>
+        </w:rPr>
+        <w:t xml:space="preserve">- get_grade_distribution(grades) — Return count of A, B, C, D, F</w:t>
+      </w:r>
+    </w:p>
+    <w:p>
+      <w:pPr>
+        <w:spacing w:after="60"/>
+      </w:pPr>
+      <w:r>
+        <w:rPr>
+          <w:rFonts w:ascii="Arial" w:cs="Arial" w:eastAsia="Arial" w:hAnsi="Arial"/>
+          <w:sz w:val="20"/>
+          <w:szCs w:val="20"/>
+        </w:rPr>
+        <w:t xml:space="preserve">- identify_top_performers(grades, top_n) — Return top N grades</w:t>
+      </w:r>
+    </w:p>
+    <w:p>
+      <w:pPr>
+        <w:spacing w:after="60"/>
+      </w:pPr>
+      <w:r>
+        <w:rPr>
+          <w:rFonts w:ascii="Arial" w:cs="Arial" w:eastAsia="Arial" w:hAnsi="Arial"/>
+          <w:sz w:val="20"/>
+          <w:szCs w:val="20"/>
+        </w:rPr>
+        <w:t xml:space="preserve">2. Sales Data Analysis</w:t>
+      </w:r>
+    </w:p>
+    <w:p>
+      <w:pPr>
+        <w:spacing w:after="60"/>
+      </w:pPr>
+      <w:r>
+        <w:rPr>
+          <w:rFonts w:ascii="Arial" w:cs="Arial" w:eastAsia="Arial" w:hAnsi="Arial"/>
+          <w:sz w:val="20"/>
+          <w:szCs w:val="20"/>
+        </w:rPr>
+        <w:t xml:space="preserve">- total_sales(amounts) — Sum all sales</w:t>
+      </w:r>
+    </w:p>
+    <w:p>
+      <w:pPr>
+        <w:spacing w:after="60"/>
+      </w:pPr>
+      <w:r>
+        <w:rPr>
+          <w:rFonts w:ascii="Arial" w:cs="Arial" w:eastAsia="Arial" w:hAnsi="Arial"/>
+          <w:sz w:val="20"/>
+          <w:szCs w:val="20"/>
+        </w:rPr>
+        <w:t xml:space="preserve">- filter_by_amount(amounts, min_amount) — Return sales above threshold</w:t>
+      </w:r>
+    </w:p>
+    <w:p>
+      <w:pPr>
+        <w:spacing w:after="60"/>
+      </w:pPr>
+      <w:r>
+        <w:rPr>
+          <w:rFonts w:ascii="Arial" w:cs="Arial" w:eastAsia="Arial" w:hAnsi="Arial"/>
+          <w:sz w:val="20"/>
+          <w:szCs w:val="20"/>
+        </w:rPr>
+        <w:t xml:space="preserve">- get_sales_above_average(amounts) — Return sales greater than average</w:t>
+      </w:r>
+    </w:p>
+    <w:p>
+      <w:pPr>
+        <w:spacing w:after="60"/>
+      </w:pPr>
+      <w:r>
+        <w:rPr>
+          <w:rFonts w:ascii="Arial" w:cs="Arial" w:eastAsia="Arial" w:hAnsi="Arial"/>
+          <w:sz w:val="20"/>
+          <w:szCs w:val="20"/>
+        </w:rPr>
+        <w:t xml:space="preserve">- count_high_value_sales(amounts, threshold) — Count sales over threshold</w:t>
+      </w:r>
+    </w:p>
+    <w:p>
+      <w:pPr>
+        <w:spacing w:after="60"/>
+      </w:pPr>
+      <w:r>
+        <w:rPr>
+          <w:rFonts w:ascii="Arial" w:cs="Arial" w:eastAsia="Arial" w:hAnsi="Arial"/>
+          <w:sz w:val="20"/>
+          <w:szCs w:val="20"/>
+        </w:rPr>
+        <w:t xml:space="preserve">- calculate_commission(amounts, rate) — Return commission for each sale</w:t>
+      </w:r>
+    </w:p>
+    <w:p>
+      <w:pPr>
+        <w:spacing w:after="60"/>
+      </w:pPr>
+      <w:r>
+        <w:rPr>
+          <w:rFonts w:ascii="Arial" w:cs="Arial" w:eastAsia="Arial" w:hAnsi="Arial"/>
+          <w:sz w:val="20"/>
+          <w:szCs w:val="20"/>
+        </w:rPr>
+        <w:t xml:space="preserve">3. Temperature Data</w:t>
+      </w:r>
+    </w:p>
+    <w:p>
+      <w:pPr>
+        <w:spacing w:after="60"/>
+      </w:pPr>
+      <w:r>
+        <w:rPr>
+          <w:rFonts w:ascii="Arial" w:cs="Arial" w:eastAsia="Arial" w:hAnsi="Arial"/>
+          <w:sz w:val="20"/>
+          <w:szCs w:val="20"/>
+        </w:rPr>
+        <w:t xml:space="preserve">- celsius_to_fahrenheit_list(temps) — Convert all temperatures</w:t>
+      </w:r>
+    </w:p>
+    <w:p>
+      <w:pPr>
+        <w:spacing w:after="60"/>
+      </w:pPr>
+      <w:r>
+        <w:rPr>
+          <w:rFonts w:ascii="Arial" w:cs="Arial" w:eastAsia="Arial" w:hAnsi="Arial"/>
+          <w:sz w:val="20"/>
+          <w:szCs w:val="20"/>
+        </w:rPr>
+        <w:t xml:space="preserve">- filter_freezing(temps_celsius) — Return temps below 0°C</w:t>
+      </w:r>
+    </w:p>
+    <w:p>
+      <w:pPr>
+        <w:spacing w:after="60"/>
+      </w:pPr>
+      <w:r>
+        <w:rPr>
+          <w:rFonts w:ascii="Arial" w:cs="Arial" w:eastAsia="Arial" w:hAnsi="Arial"/>
+          <w:sz w:val="20"/>
+          <w:szCs w:val="20"/>
+        </w:rPr>
+        <w:t xml:space="preserve">- find_temperature_extremes(temps) — Return (min, max)</w:t>
+      </w:r>
+    </w:p>
+    <w:p>
+      <w:pPr>
+        <w:spacing w:after="60"/>
+      </w:pPr>
+      <w:r>
+        <w:rPr>
+          <w:rFonts w:ascii="Arial" w:cs="Arial" w:eastAsia="Arial" w:hAnsi="Arial"/>
+          <w:sz w:val="20"/>
+          <w:szCs w:val="20"/>
+        </w:rPr>
+        <w:t xml:space="preserve">- average_temperature(temps) — Return average</w:t>
+      </w:r>
+    </w:p>
+    <w:p>
+      <w:pPr>
+        <w:spacing w:after="60"/>
+      </w:pPr>
+      <w:r>
+        <w:rPr>
+          <w:rFonts w:ascii="Arial" w:cs="Arial" w:eastAsia="Arial" w:hAnsi="Arial"/>
+          <w:sz w:val="20"/>
+          <w:szCs w:val="20"/>
+        </w:rPr>
+        <w:t xml:space="preserve">- classify_temperatures(temps) — Return list of "Cold", "Mild", "Hot"</w:t>
+      </w:r>
+    </w:p>
+    <w:p>
+      <w:pPr>
+        <w:spacing w:after="60"/>
+      </w:pPr>
+      <w:r>
+        <w:rPr>
+          <w:rFonts w:ascii="Arial" w:cs="Arial" w:eastAsia="Arial" w:hAnsi="Arial"/>
+          <w:sz w:val="20"/>
+          <w:szCs w:val="20"/>
+        </w:rPr>
+        <w:t xml:space="preserve">4. Student Information</w:t>
+      </w:r>
+    </w:p>
+    <w:p>
+      <w:pPr>
+        <w:spacing w:after="60"/>
+      </w:pPr>
+      <w:r>
+        <w:rPr>
+          <w:rFonts w:ascii="Arial" w:cs="Arial" w:eastAsia="Arial" w:hAnsi="Arial"/>
+          <w:sz w:val="20"/>
+          <w:szCs w:val="20"/>
+        </w:rPr>
+        <w:t xml:space="preserve">- filter_by_grade(students, target_grade) — Return students in a grade</w:t>
+      </w:r>
+    </w:p>
+    <w:p>
+      <w:pPr>
+        <w:spacing w:after="60"/>
+      </w:pPr>
+      <w:r>
+        <w:rPr>
+          <w:rFonts w:ascii="Arial" w:cs="Arial" w:eastAsia="Arial" w:hAnsi="Arial"/>
+          <w:sz w:val="20"/>
+          <w:szCs w:val="20"/>
+        </w:rPr>
+        <w:t xml:space="preserve">- filter_by_name_starts(students, letter) — Return names starting with letter</w:t>
+      </w:r>
+    </w:p>
+    <w:p>
+      <w:pPr>
+        <w:spacing w:after="60"/>
+      </w:pPr>
+      <w:r>
+        <w:rPr>
+          <w:rFonts w:ascii="Arial" w:cs="Arial" w:eastAsia="Arial" w:hAnsi="Arial"/>
+          <w:sz w:val="20"/>
+          <w:szCs w:val="20"/>
+        </w:rPr>
+        <w:t xml:space="preserve">- count_students(students) — Return count</w:t>
+      </w:r>
+    </w:p>
+    <w:p>
+      <w:pPr>
+        <w:spacing w:after="60"/>
+      </w:pPr>
+      <w:r>
+        <w:rPr>
+          <w:rFonts w:ascii="Arial" w:cs="Arial" w:eastAsia="Arial" w:hAnsi="Arial"/>
+          <w:sz w:val="20"/>
+          <w:szCs w:val="20"/>
+        </w:rPr>
+        <w:t xml:space="preserve">- get_average_age(students) — Calculate average age</w:t>
+      </w:r>
+    </w:p>
+    <w:p>
+      <w:pPr>
+        <w:spacing w:after="60"/>
+      </w:pPr>
+      <w:r>
+        <w:rPr>
+          <w:rFonts w:ascii="Arial" w:cs="Arial" w:eastAsia="Arial" w:hAnsi="Arial"/>
+          <w:sz w:val="20"/>
+          <w:szCs w:val="20"/>
+        </w:rPr>
+        <w:t xml:space="preserve">- format_student_list(students) — Return formatted strings</w:t>
+      </w:r>
+    </w:p>
+    <w:p>
+      <w:pPr>
+        <w:spacing w:after="60"/>
+      </w:pPr>
+      <w:r>
+        <w:rPr>
+          <w:rFonts w:ascii="Arial" w:cs="Arial" w:eastAsia="Arial" w:hAnsi="Arial"/>
+          <w:sz w:val="20"/>
+          <w:szCs w:val="20"/>
+        </w:rPr>
+        <w:t xml:space="preserve">5. Word Processing</w:t>
+      </w:r>
+    </w:p>
+    <w:p>
+      <w:pPr>
+        <w:spacing w:after="60"/>
+      </w:pPr>
+      <w:r>
+        <w:rPr>
+          <w:rFonts w:ascii="Arial" w:cs="Arial" w:eastAsia="Arial" w:hAnsi="Arial"/>
+          <w:sz w:val="20"/>
+          <w:szCs w:val="20"/>
+        </w:rPr>
+        <w:t xml:space="preserve">- filter_long_words(words, min_length) — Return words of certain length</w:t>
+      </w:r>
+    </w:p>
+    <w:p>
+      <w:pPr>
+        <w:spacing w:after="60"/>
+      </w:pPr>
+      <w:r>
+        <w:rPr>
+          <w:rFonts w:ascii="Arial" w:cs="Arial" w:eastAsia="Arial" w:hAnsi="Arial"/>
+          <w:sz w:val="20"/>
+          <w:szCs w:val="20"/>
+        </w:rPr>
+        <w:t xml:space="preserve">- count_word_frequency(words) — Count occurrences of each</w:t>
+      </w:r>
+    </w:p>
+    <w:p>
+      <w:pPr>
+        <w:spacing w:after="60"/>
+      </w:pPr>
+      <w:r>
+        <w:rPr>
+          <w:rFonts w:ascii="Arial" w:cs="Arial" w:eastAsia="Arial" w:hAnsi="Arial"/>
+          <w:sz w:val="20"/>
+          <w:szCs w:val="20"/>
+        </w:rPr>
+        <w:t xml:space="preserve">- sort_by_length(words) — Return sorted by length</w:t>
+      </w:r>
+    </w:p>
+    <w:p>
+      <w:pPr>
+        <w:spacing w:after="60"/>
+      </w:pPr>
+      <w:r>
+        <w:rPr>
+          <w:rFonts w:ascii="Arial" w:cs="Arial" w:eastAsia="Arial" w:hAnsi="Arial"/>
+          <w:sz w:val="20"/>
+          <w:szCs w:val="20"/>
+        </w:rPr>
+        <w:t xml:space="preserve">- get_words_with_vowel(words, vowel) — Return words containing vowel</w:t>
+      </w:r>
+    </w:p>
+    <w:p>
+      <w:pPr>
+        <w:spacing w:after="60"/>
+      </w:pPr>
+      <w:r>
+        <w:rPr>
+          <w:rFonts w:ascii="Arial" w:cs="Arial" w:eastAsia="Arial" w:hAnsi="Arial"/>
+          <w:sz w:val="20"/>
+          <w:szCs w:val="20"/>
+        </w:rPr>
+        <w:t xml:space="preserve">- reverse_words(words) — Return reversed list</w:t>
+      </w:r>
+    </w:p>
+    <w:p>
+      <w:pPr>
+        <w:spacing w:after="60"/>
+      </w:pPr>
+      <w:r>
+        <w:rPr>
+          <w:rFonts w:ascii="Arial" w:cs="Arial" w:eastAsia="Arial" w:hAnsi="Arial"/>
+          <w:sz w:val="20"/>
+          <w:szCs w:val="20"/>
+        </w:rPr>
+        <w:t xml:space="preserve">- [ ] I chose a clear data processing scenario</w:t>
+      </w:r>
+    </w:p>
+    <w:p>
+      <w:pPr>
+        <w:spacing w:after="60"/>
+      </w:pPr>
+      <w:r>
+        <w:rPr>
+          <w:rFonts w:ascii="Arial" w:cs="Arial" w:eastAsia="Arial" w:hAnsi="Arial"/>
+          <w:sz w:val="20"/>
+          <w:szCs w:val="20"/>
+        </w:rPr>
+        <w:t xml:space="preserve">- [ ] I wrote 5–7 related functions</w:t>
+      </w:r>
+    </w:p>
+    <w:p>
+      <w:pPr>
+        <w:spacing w:after="60"/>
+      </w:pPr>
+      <w:r>
+        <w:rPr>
+          <w:rFonts w:ascii="Arial" w:cs="Arial" w:eastAsia="Arial" w:hAnsi="Arial"/>
+          <w:sz w:val="20"/>
+          <w:szCs w:val="20"/>
+        </w:rPr>
+        <w:t xml:space="preserve">- [ ] Each function accepts lists and processes them</w:t>
+      </w:r>
+    </w:p>
+    <w:p>
+      <w:pPr>
+        <w:spacing w:after="60"/>
+      </w:pPr>
+      <w:r>
+        <w:rPr>
+          <w:rFonts w:ascii="Arial" w:cs="Arial" w:eastAsia="Arial" w:hAnsi="Arial"/>
+          <w:sz w:val="20"/>
+          <w:szCs w:val="20"/>
+        </w:rPr>
+        <w:t xml:space="preserve">- [ ] Each function uses loops and/or conditionals</w:t>
+      </w:r>
+    </w:p>
+    <w:p>
+      <w:pPr>
+        <w:spacing w:after="60"/>
+      </w:pPr>
+      <w:r>
+        <w:rPr>
+          <w:rFonts w:ascii="Arial" w:cs="Arial" w:eastAsia="Arial" w:hAnsi="Arial"/>
+          <w:sz w:val="20"/>
+          <w:szCs w:val="20"/>
+        </w:rPr>
+        <w:t xml:space="preserve">- [ ] Each function returns new data (or useful results)</w:t>
+      </w:r>
+    </w:p>
+    <w:p>
+      <w:pPr>
+        <w:spacing w:after="60"/>
+      </w:pPr>
+      <w:r>
+        <w:rPr>
+          <w:rFonts w:ascii="Arial" w:cs="Arial" w:eastAsia="Arial" w:hAnsi="Arial"/>
+          <w:sz w:val="20"/>
+          <w:szCs w:val="20"/>
+        </w:rPr>
+        <w:t xml:space="preserve">- [ ] All functions have clear docstrings</w:t>
+      </w:r>
+    </w:p>
+    <w:p>
+      <w:pPr>
+        <w:spacing w:after="60"/>
+      </w:pPr>
+      <w:r>
+        <w:rPr>
+          <w:rFonts w:ascii="Arial" w:cs="Arial" w:eastAsia="Arial" w:hAnsi="Arial"/>
+          <w:sz w:val="20"/>
+          <w:szCs w:val="20"/>
+        </w:rPr>
+        <w:t xml:space="preserve">- [ ] I tested each function thoroughly</w:t>
+      </w:r>
+    </w:p>
+    <w:p>
+      <w:pPr>
+        <w:spacing w:after="60"/>
+      </w:pPr>
+      <w:r>
+        <w:rPr>
+          <w:rFonts w:ascii="Arial" w:cs="Arial" w:eastAsia="Arial" w:hAnsi="Arial"/>
+          <w:sz w:val="20"/>
+          <w:szCs w:val="20"/>
+        </w:rPr>
+        <w:t xml:space="preserve">- [ ] My main program demonstrates all functions working together</w:t>
+      </w:r>
+    </w:p>
+    <w:p>
+      <w:pPr>
+        <w:spacing w:after="60"/>
+      </w:pPr>
+      <w:r>
+        <w:rPr>
+          <w:rFonts w:ascii="Arial" w:cs="Arial" w:eastAsia="Arial" w:hAnsi="Arial"/>
+          <w:sz w:val="20"/>
+          <w:szCs w:val="20"/>
+        </w:rPr>
+        <w:t xml:space="preserve">Submit your data processing system with:</w:t>
+      </w:r>
+    </w:p>
+    <w:p>
+      <w:pPr>
+        <w:spacing w:after="60"/>
+      </w:pPr>
+      <w:r>
+        <w:rPr>
+          <w:rFonts w:ascii="Arial" w:cs="Arial" w:eastAsia="Arial" w:hAnsi="Arial"/>
+          <w:sz w:val="20"/>
+          <w:szCs w:val="20"/>
+        </w:rPr>
+        <w:t xml:space="preserve">1. All function definitions with docstrings</w:t>
+      </w:r>
+    </w:p>
+    <w:p>
+      <w:pPr>
+        <w:spacing w:after="60"/>
+      </w:pPr>
+      <w:r>
+        <w:rPr>
+          <w:rFonts w:ascii="Arial" w:cs="Arial" w:eastAsia="Arial" w:hAnsi="Arial"/>
+          <w:sz w:val="20"/>
+          <w:szCs w:val="20"/>
+        </w:rPr>
+        <w:t xml:space="preserve">2. Clear test output showing each function working</w:t>
+      </w:r>
+    </w:p>
+    <w:p>
+      <w:pPr>
+        <w:spacing w:after="60"/>
+      </w:pPr>
+      <w:r>
+        <w:rPr>
+          <w:rFonts w:ascii="Arial" w:cs="Arial" w:eastAsia="Arial" w:hAnsi="Arial"/>
+          <w:sz w:val="20"/>
+          <w:szCs w:val="20"/>
+        </w:rPr>
+        <w:t xml:space="preserve">3. Comments explaining the overall purpose</w:t>
+      </w:r>
+    </w:p>
+    <w:p>
+      <w:pPr>
+        <w:spacing w:after="60"/>
+      </w:pPr>
+      <w:r>
+        <w:rPr>
+          <w:rFonts w:ascii="Arial" w:cs="Arial" w:eastAsia="Arial" w:hAnsi="Arial"/>
+          <w:sz w:val="20"/>
+          <w:szCs w:val="20"/>
+        </w:rPr>
+        <w:t xml:space="preserve">4. At least 3 test cases per function</w:t>
+      </w:r>
+    </w:p>
+    <w:p>
+      <w:pPr>
+        <w:spacing w:after="60"/>
+      </w:pPr>
+      <w:r>
+        <w:rPr>
+          <w:rFonts w:ascii="Arial" w:cs="Arial" w:eastAsia="Arial" w:hAnsi="Arial"/>
+          <w:sz w:val="20"/>
+          <w:szCs w:val="20"/>
+        </w:rPr>
+        <w:t xml:space="preserve">Answer these questions:</w:t>
+      </w:r>
+    </w:p>
+    <w:p>
+      <w:pPr>
+        <w:spacing w:after="60"/>
+      </w:pPr>
+      <w:r>
+        <w:rPr>
+          <w:rFonts w:ascii="Arial" w:cs="Arial" w:eastAsia="Arial" w:hAnsi="Arial"/>
+          <w:sz w:val="20"/>
+          <w:szCs w:val="20"/>
+        </w:rPr>
+        <w:t xml:space="preserve">1. How does your system process the data? What transformations occur?</w:t>
+      </w:r>
+    </w:p>
+    <w:p>
+      <w:pPr>
+        <w:spacing w:after="60"/>
+      </w:pPr>
+      <w:r>
+        <w:rPr>
+          <w:rFonts w:ascii="Arial" w:cs="Arial" w:eastAsia="Arial" w:hAnsi="Arial"/>
+          <w:sz w:val="20"/>
+          <w:szCs w:val="20"/>
+        </w:rPr>
+        <w:t xml:space="preserve">2. Which functions were hardest to write? Why?</w:t>
+      </w:r>
+    </w:p>
+    <w:p>
+      <w:pPr>
+        <w:spacing w:after="60"/>
+      </w:pPr>
+      <w:r>
+        <w:rPr>
+          <w:rFonts w:ascii="Arial" w:cs="Arial" w:eastAsia="Arial" w:hAnsi="Arial"/>
+          <w:sz w:val="20"/>
+          <w:szCs w:val="20"/>
+        </w:rPr>
+        <w:t xml:space="preserve">3. How would you extend this system to handle more complex data?</w:t>
+      </w:r>
+    </w:p>
+    <w:p>
+      <w:pPr>
+        <w:spacing w:after="60"/>
+      </w:pPr>
+      <w:r>
+        <w:rPr>
+          <w:rFonts w:ascii="Arial" w:cs="Arial" w:eastAsia="Arial" w:hAnsi="Arial"/>
+          <w:sz w:val="20"/>
+          <w:szCs w:val="20"/>
+        </w:rPr>
+        <w:t xml:space="preserve">4. Did you avoid modifying input lists? Was that important to your design?</w:t>
+      </w:r>
+    </w:p>
+    <w:p>
+      <w:pPr>
+        <w:spacing w:after="160"/>
       </w:pPr>
     </w:p>
     <w:p>
